--- a/(e)CRF/Per protocolnaam/10_Prescription Diabetic CMFO.docx
+++ b/(e)CRF/Per protocolnaam/10_Prescription Diabetic CMFO.docx
@@ -1179,7 +1179,7 @@
           <w:color w:val="24303B"/>
           <w:lang w:val="nl-NL"/>
         </w:rPr>
-        <w:t>: In een volledig op maat gemaakte schoen dient deze te bestaan uit 5 mm dik microkurk (</w:t>
+        <w:t>: In een volledig op maat gemaakte schoen dient deze te bestaan uit 5 mm dik microkurk of EVA shore 50</w:t>
       </w:r>
       <w:proofErr w:type="spellStart"/>
       <w:r>
@@ -1187,7 +1187,6 @@
           <w:color w:val="24303B"/>
           <w:lang w:val="nl-NL"/>
         </w:rPr>
-        <w:t>shore</w:t>
       </w:r>
       <w:proofErr w:type="spellEnd"/>
       <w:r>
@@ -1195,7 +1194,7 @@
           <w:color w:val="24303B"/>
           <w:lang w:val="nl-NL"/>
         </w:rPr>
-        <w:t xml:space="preserve"> 55), met daarbovenop 5 mm dik Ethyleen Vinyl Acetaat (EVA) (</w:t>
+        <w:t>, met daarbovenop 5 mm dik Ethyleen Vinyl Acetaat (EVA) (</w:t>
       </w:r>
       <w:proofErr w:type="spellStart"/>
       <w:r>
